--- a/docs/superpowers/plans/2026-07-15-page-engagement-beacon.docx
+++ b/docs/superpowers/plans/2026-07-15-page-engagement-beacon.docx
@@ -1049,7 +1049,7 @@
         <w:rPr>
           <w:rStyle w:val="VerbatimChar"/>
         </w:rPr>
-        <w:t xml:space="preserve">// The spec (§7) estimates ~2 flushes/page view =&gt; up to +350M events/year.</w:t>
+        <w:t xml:space="preserve">// The spec (§7) estimates ~2 flushes/page view =&gt; up to hundreds of millions of additional events/year.</w:t>
       </w:r>
       <w:r>
         <w:br/>
@@ -1451,7 +1451,25 @@
         <w:rPr>
           <w:rStyle w:val="NormalTok"/>
         </w:rPr>
-        <w:t xml:space="preserve"> /Users/micha/Documents/Arbeit</w:t>
+        <w:t xml:space="preserve"> </w:t>
+      </w:r>
+      <w:r>
+        <w:rPr>
+          <w:rStyle w:val="OperatorTok"/>
+        </w:rPr>
+        <w:t xml:space="preserve">&lt;</w:t>
+      </w:r>
+      <w:r>
+        <w:rPr>
+          <w:rStyle w:val="NormalTok"/>
+        </w:rPr>
+        <w:t xml:space="preserve">parent-folder-of-the-sibling-projects</w:t>
+      </w:r>
+      <w:r>
+        <w:rPr>
+          <w:rStyle w:val="OperatorTok"/>
+        </w:rPr>
+        <w:t xml:space="preserve">&gt;</w:t>
       </w:r>
       <w:r>
         <w:br/>
@@ -7979,7 +7997,7 @@
         <w:rPr>
           <w:rStyle w:val="CommentTok"/>
         </w:rPr>
-        <w:t xml:space="preserve"># View C: single-flush view (the 73% case the beacon exists for)</w:t>
+        <w:t xml:space="preserve"># View C: single-flush view (the majority case the beacon exists for)</w:t>
       </w:r>
       <w:r>
         <w:br/>
@@ -21504,7 +21522,22 @@
         </w:numPr>
       </w:pPr>
       <w:r>
-        <w:t xml:space="preserve">Produces: two self-contained DOCX files Michael can attach/upload in the corporate environment. Re-run this task's pandoc commands whenever either Markdown file changes.</w:t>
+        <w:t xml:space="preserve">Produces: two self-contained DOCX files</w:t>
+      </w:r>
+      <w:r>
+        <w:t xml:space="preserve"> </w:t>
+      </w:r>
+      <w:r>
+        <w:rPr>
+          <w:rStyle w:val="VerbatimChar"/>
+        </w:rPr>
+        <w:t xml:space="preserve">&lt;name&gt;</w:t>
+      </w:r>
+      <w:r>
+        <w:t xml:space="preserve"> </w:t>
+      </w:r>
+      <w:r>
+        <w:t xml:space="preserve">can attach/upload in the corporate environment. Re-run this task's pandoc commands whenever either Markdown file changes.</w:t>
       </w:r>
     </w:p>
     <w:p>
@@ -21578,7 +21611,25 @@
         <w:rPr>
           <w:rStyle w:val="NormalTok"/>
         </w:rPr>
-        <w:t xml:space="preserve"> /Users/micha/Documents/Arbeit/Databricks</w:t>
+        <w:t xml:space="preserve"> </w:t>
+      </w:r>
+      <w:r>
+        <w:rPr>
+          <w:rStyle w:val="OperatorTok"/>
+        </w:rPr>
+        <w:t xml:space="preserve">&lt;</w:t>
+      </w:r>
+      <w:r>
+        <w:rPr>
+          <w:rStyle w:val="NormalTok"/>
+        </w:rPr>
+        <w:t xml:space="preserve">repo-root</w:t>
+      </w:r>
+      <w:r>
+        <w:rPr>
+          <w:rStyle w:val="OperatorTok"/>
+        </w:rPr>
+        <w:t xml:space="preserve">&gt;</w:t>
       </w:r>
       <w:r>
         <w:br/>
